--- a/V-IMP-Interview-QuickReference/Java-8-CheetSheet.docx
+++ b/V-IMP-Interview-QuickReference/Java-8-CheetSheet.docx
@@ -6,9 +6,93 @@
     <w:p/>
     <w:p/>
     <w:p/>
-    <w:p/>
     <w:p>
       <w:r>
+        <w:drawing>
+          <wp:inline distT="0" distB="0" distL="0" distR="0" wp14:anchorId="76D3C1FC" wp14:editId="64E79B28">
+            <wp:extent cx="5731510" cy="6650355"/>
+            <wp:effectExtent l="0" t="0" r="2540" b="0"/>
+            <wp:docPr id="1315350626" name="Picture 1"/>
+            <wp:cNvGraphicFramePr>
+              <a:graphicFrameLocks xmlns:a="http://schemas.openxmlformats.org/drawingml/2006/main" noChangeAspect="1"/>
+            </wp:cNvGraphicFramePr>
+            <a:graphic xmlns:a="http://schemas.openxmlformats.org/drawingml/2006/main">
+              <a:graphicData uri="http://schemas.openxmlformats.org/drawingml/2006/picture">
+                <pic:pic xmlns:pic="http://schemas.openxmlformats.org/drawingml/2006/picture">
+                  <pic:nvPicPr>
+                    <pic:cNvPr id="1315350626" name=""/>
+                    <pic:cNvPicPr/>
+                  </pic:nvPicPr>
+                  <pic:blipFill>
+                    <a:blip r:embed="rId4"/>
+                    <a:stretch>
+                      <a:fillRect/>
+                    </a:stretch>
+                  </pic:blipFill>
+                  <pic:spPr>
+                    <a:xfrm>
+                      <a:off x="0" y="0"/>
+                      <a:ext cx="5731510" cy="6650355"/>
+                    </a:xfrm>
+                    <a:prstGeom prst="rect">
+                      <a:avLst/>
+                    </a:prstGeom>
+                  </pic:spPr>
+                </pic:pic>
+              </a:graphicData>
+            </a:graphic>
+          </wp:inline>
+        </w:drawing>
+      </w:r>
+    </w:p>
+    <w:p/>
+    <w:p>
+      <w:r>
+        <w:lastRenderedPageBreak/>
+        <w:drawing>
+          <wp:inline distT="0" distB="0" distL="0" distR="0" wp14:anchorId="2B739827" wp14:editId="0CA0E18B">
+            <wp:extent cx="5349704" cy="4480948"/>
+            <wp:effectExtent l="0" t="0" r="3810" b="0"/>
+            <wp:docPr id="1210334677" name="Picture 1"/>
+            <wp:cNvGraphicFramePr>
+              <a:graphicFrameLocks xmlns:a="http://schemas.openxmlformats.org/drawingml/2006/main" noChangeAspect="1"/>
+            </wp:cNvGraphicFramePr>
+            <a:graphic xmlns:a="http://schemas.openxmlformats.org/drawingml/2006/main">
+              <a:graphicData uri="http://schemas.openxmlformats.org/drawingml/2006/picture">
+                <pic:pic xmlns:pic="http://schemas.openxmlformats.org/drawingml/2006/picture">
+                  <pic:nvPicPr>
+                    <pic:cNvPr id="1210334677" name=""/>
+                    <pic:cNvPicPr/>
+                  </pic:nvPicPr>
+                  <pic:blipFill>
+                    <a:blip r:embed="rId5"/>
+                    <a:stretch>
+                      <a:fillRect/>
+                    </a:stretch>
+                  </pic:blipFill>
+                  <pic:spPr>
+                    <a:xfrm>
+                      <a:off x="0" y="0"/>
+                      <a:ext cx="5349704" cy="4480948"/>
+                    </a:xfrm>
+                    <a:prstGeom prst="rect">
+                      <a:avLst/>
+                    </a:prstGeom>
+                  </pic:spPr>
+                </pic:pic>
+              </a:graphicData>
+            </a:graphic>
+          </wp:inline>
+        </w:drawing>
+      </w:r>
+    </w:p>
+    <w:p/>
+    <w:p/>
+    <w:p>
+      <w:r>
+        <w:rPr>
+          <w:noProof/>
+        </w:rPr>
         <w:drawing>
           <wp:inline distT="0" distB="0" distL="0" distR="0" wp14:anchorId="08B476B7" wp14:editId="429F579E">
             <wp:extent cx="5731510" cy="2325370"/>
@@ -25,7 +109,7 @@
                     <pic:cNvPicPr/>
                   </pic:nvPicPr>
                   <pic:blipFill>
-                    <a:blip r:embed="rId4"/>
+                    <a:blip r:embed="rId6"/>
                     <a:stretch>
                       <a:fillRect/>
                     </a:stretch>
@@ -51,6 +135,9 @@
     <w:p/>
     <w:p>
       <w:r>
+        <w:rPr>
+          <w:noProof/>
+        </w:rPr>
         <w:lastRenderedPageBreak/>
         <w:drawing>
           <wp:inline distT="0" distB="0" distL="0" distR="0" wp14:anchorId="095CC7D0" wp14:editId="476A2B63">
@@ -68,7 +155,7 @@
                     <pic:cNvPicPr/>
                   </pic:nvPicPr>
                   <pic:blipFill>
-                    <a:blip r:embed="rId5"/>
+                    <a:blip r:embed="rId7"/>
                     <a:stretch>
                       <a:fillRect/>
                     </a:stretch>
@@ -93,6 +180,9 @@
     <w:p/>
     <w:p>
       <w:r>
+        <w:rPr>
+          <w:noProof/>
+        </w:rPr>
         <w:drawing>
           <wp:inline distT="0" distB="0" distL="0" distR="0" wp14:anchorId="1204BFDA" wp14:editId="5B40D72D">
             <wp:extent cx="4122777" cy="6904318"/>
@@ -109,7 +199,7 @@
                     <pic:cNvPicPr/>
                   </pic:nvPicPr>
                   <pic:blipFill>
-                    <a:blip r:embed="rId6"/>
+                    <a:blip r:embed="rId8"/>
                     <a:stretch>
                       <a:fillRect/>
                     </a:stretch>
@@ -132,6 +222,9 @@
     </w:p>
     <w:p>
       <w:r>
+        <w:rPr>
+          <w:noProof/>
+        </w:rPr>
         <w:lastRenderedPageBreak/>
         <w:drawing>
           <wp:inline distT="0" distB="0" distL="0" distR="0" wp14:anchorId="37202AD7" wp14:editId="57020D21">
@@ -149,7 +242,7 @@
                     <pic:cNvPicPr/>
                   </pic:nvPicPr>
                   <pic:blipFill>
-                    <a:blip r:embed="rId7"/>
+                    <a:blip r:embed="rId9"/>
                     <a:stretch>
                       <a:fillRect/>
                     </a:stretch>
